--- a/public/samples/enforcement-orders/EN-6098-attachment.docx
+++ b/public/samples/enforcement-orders/EN-6098-attachment.docx
@@ -109,7 +109,7 @@
           </w:tcPr>
           <w:p>
             <w:r>
-              <w:t xml:space="preserve">INV-2025-0000239</w:t>
+              <w:t xml:space="preserve">177-412030121305</w:t>
             </w:r>
           </w:p>
         </w:tc>
@@ -222,7 +222,7 @@
           </w:tcPr>
           <w:p>
             <w:r>
-              <w:t xml:space="preserve">INV-2024-0000028</w:t>
+              <w:t xml:space="preserve">177-407900123204</w:t>
             </w:r>
           </w:p>
         </w:tc>
@@ -264,7 +264,7 @@
           </w:tcPr>
           <w:p>
             <w:r>
-              <w:t xml:space="preserve">INV-2024-0000081</w:t>
+              <w:t xml:space="preserve">177-408960122727</w:t>
             </w:r>
           </w:p>
         </w:tc>
